--- a/Etapa Construcción - Iteración 3/Diseño/Especificacion CU06 Modificar Proyecto- Kairos - NexTech.docx
+++ b/Etapa Construcción - Iteración 3/Diseño/Especificacion CU06 Modificar Proyecto- Kairos - NexTech.docx
@@ -1400,7 +1400,7 @@
     </w:p>
     <w:sdt>
       <w:sdtPr>
-        <w:id w:val="375001062"/>
+        <w:id w:val="-1586235420"/>
         <w:docPartObj>
           <w:docPartGallery w:val="Table of Contents"/>
           <w:docPartUnique w:val="1"/>
@@ -1424,8 +1424,8 @@
               <w:smallCaps w:val="0"/>
               <w:strike w:val="0"/>
               <w:color w:val="000000"/>
-              <w:sz w:val="22"/>
-              <w:szCs w:val="22"/>
+              <w:sz w:val="24"/>
+              <w:szCs w:val="24"/>
               <w:u w:val="none"/>
               <w:shd w:fill="auto" w:val="clear"/>
               <w:vertAlign w:val="baseline"/>
@@ -1447,8 +1447,8 @@
                 <w:smallCaps w:val="0"/>
                 <w:strike w:val="0"/>
                 <w:color w:val="000000"/>
-                <w:sz w:val="22"/>
-                <w:szCs w:val="22"/>
+                <w:sz w:val="24"/>
+                <w:szCs w:val="24"/>
                 <w:u w:val="none"/>
                 <w:shd w:fill="auto" w:val="clear"/>
                 <w:vertAlign w:val="baseline"/>
@@ -1482,8 +1482,8 @@
               <w:smallCaps w:val="0"/>
               <w:strike w:val="0"/>
               <w:color w:val="000000"/>
-              <w:sz w:val="22"/>
-              <w:szCs w:val="22"/>
+              <w:sz w:val="24"/>
+              <w:szCs w:val="24"/>
               <w:u w:val="none"/>
               <w:shd w:fill="auto" w:val="clear"/>
               <w:vertAlign w:val="baseline"/>
@@ -1492,7 +1492,7 @@
           <w:hyperlink w:anchor="_heading=h.ncnjke955axu">
             <w:r>
               <w:rPr>
-                <w:rFonts w:ascii="Calibri" w:cs="Calibri" w:eastAsia="Calibri" w:hAnsi="Calibri"/>
+                <w:rFonts w:ascii="Arial" w:cs="Arial" w:eastAsia="Arial" w:hAnsi="Arial"/>
                 <w:b w:val="1"/>
                 <w:bCs w:val="1"/>
                 <w:i w:val="0"/>
@@ -1500,14 +1500,81 @@
                 <w:smallCaps w:val="0"/>
                 <w:strike w:val="0"/>
                 <w:color w:val="000000"/>
-                <w:sz w:val="28"/>
-                <w:szCs w:val="28"/>
+                <w:sz w:val="24"/>
+                <w:szCs w:val="24"/>
                 <w:u w:val="none"/>
                 <w:shd w:fill="auto" w:val="clear"/>
                 <w:vertAlign w:val="baseline"/>
                 <w:rtl w:val="0"/>
               </w:rPr>
-              <w:t xml:space="preserve">Especificación del CU22: Ver reporte</w:t>
+              <w:t xml:space="preserve">Especificación del CU</w:t>
+            </w:r>
+          </w:hyperlink>
+          <w:hyperlink w:anchor="_heading=h.ncnjke955axu">
+            <w:r>
+              <w:rPr>
+                <w:rFonts w:ascii="Arial" w:cs="Arial" w:eastAsia="Arial" w:hAnsi="Arial"/>
+                <w:b w:val="1"/>
+                <w:bCs w:val="1"/>
+                <w:sz w:val="24"/>
+                <w:szCs w:val="24"/>
+                <w:rtl w:val="0"/>
+              </w:rPr>
+              <w:t xml:space="preserve">06</w:t>
+            </w:r>
+          </w:hyperlink>
+          <w:hyperlink w:anchor="_heading=h.ncnjke955axu">
+            <w:r>
+              <w:rPr>
+                <w:rFonts w:ascii="Arial" w:cs="Arial" w:eastAsia="Arial" w:hAnsi="Arial"/>
+                <w:b w:val="1"/>
+                <w:bCs w:val="1"/>
+                <w:i w:val="0"/>
+                <w:iCs w:val="0"/>
+                <w:smallCaps w:val="0"/>
+                <w:strike w:val="0"/>
+                <w:color w:val="000000"/>
+                <w:sz w:val="24"/>
+                <w:szCs w:val="24"/>
+                <w:u w:val="none"/>
+                <w:shd w:fill="auto" w:val="clear"/>
+                <w:vertAlign w:val="baseline"/>
+                <w:rtl w:val="0"/>
+              </w:rPr>
+              <w:t xml:space="preserve">: </w:t>
+            </w:r>
+          </w:hyperlink>
+          <w:hyperlink w:anchor="_heading=h.ncnjke955axu">
+            <w:r>
+              <w:rPr>
+                <w:rFonts w:ascii="Arial" w:cs="Arial" w:eastAsia="Arial" w:hAnsi="Arial"/>
+                <w:b w:val="1"/>
+                <w:bCs w:val="1"/>
+                <w:sz w:val="24"/>
+                <w:szCs w:val="24"/>
+                <w:rtl w:val="0"/>
+              </w:rPr>
+              <w:t xml:space="preserve">Modificar Proyecto</w:t>
+            </w:r>
+          </w:hyperlink>
+          <w:hyperlink w:anchor="_heading=h.ncnjke955axu">
+            <w:r>
+              <w:rPr>
+                <w:rFonts w:ascii="Arial" w:cs="Arial" w:eastAsia="Arial" w:hAnsi="Arial"/>
+                <w:b w:val="1"/>
+                <w:bCs w:val="1"/>
+                <w:i w:val="0"/>
+                <w:iCs w:val="0"/>
+                <w:smallCaps w:val="0"/>
+                <w:strike w:val="0"/>
+                <w:color w:val="000000"/>
+                <w:sz w:val="24"/>
+                <w:szCs w:val="24"/>
+                <w:u w:val="none"/>
+                <w:shd w:fill="auto" w:val="clear"/>
+                <w:vertAlign w:val="baseline"/>
+                <w:rtl w:val="0"/>
+              </w:rPr>
               <w:tab/>
               <w:t xml:space="preserve">3</w:t>
             </w:r>
@@ -1535,8 +1602,8 @@
               <w:smallCaps w:val="0"/>
               <w:strike w:val="0"/>
               <w:color w:val="000000"/>
-              <w:sz w:val="22"/>
-              <w:szCs w:val="22"/>
+              <w:sz w:val="24"/>
+              <w:szCs w:val="24"/>
               <w:u w:val="none"/>
               <w:shd w:fill="auto" w:val="clear"/>
               <w:vertAlign w:val="baseline"/>
@@ -1545,7 +1612,7 @@
           <w:hyperlink w:anchor="_heading=h.8606iud146lw">
             <w:r>
               <w:rPr>
-                <w:rFonts w:ascii="Calibri" w:cs="Calibri" w:eastAsia="Calibri" w:hAnsi="Calibri"/>
+                <w:rFonts w:ascii="Arial" w:cs="Arial" w:eastAsia="Arial" w:hAnsi="Arial"/>
                 <w:b w:val="1"/>
                 <w:bCs w:val="1"/>
                 <w:i w:val="0"/>
@@ -1553,8 +1620,8 @@
                 <w:smallCaps w:val="0"/>
                 <w:strike w:val="0"/>
                 <w:color w:val="000000"/>
-                <w:sz w:val="28"/>
-                <w:szCs w:val="28"/>
+                <w:sz w:val="24"/>
+                <w:szCs w:val="24"/>
                 <w:u w:val="none"/>
                 <w:shd w:fill="auto" w:val="clear"/>
                 <w:vertAlign w:val="baseline"/>
@@ -2318,7 +2385,7 @@
     <w:sdt>
       <w:sdtPr>
         <w:lock w:val="contentLocked"/>
-        <w:id w:val="1254732177"/>
+        <w:id w:val="-1877615325"/>
         <w:tag w:val="goog_rdk_0"/>
       </w:sdtPr>
       <w:sdtContent>
@@ -2762,13 +2829,67 @@
                   <w:rPr>
                     <w:rtl w:val="0"/>
                   </w:rPr>
-                  <w:t xml:space="preserve">El líder selecciona un proyecto existente desde la </w:t>
-                </w:r>
-                <w:r>
-                  <w:rPr>
+                  <w:t xml:space="preserve">La </w:t>
+                </w:r>
+                <w:r>
+                  <w:rPr>
+                    <w:u w:val="single"/>
                     <w:rtl w:val="0"/>
                   </w:rPr>
                   <w:t xml:space="preserve">PantallaPrincipal</w:t>
+                </w:r>
+                <w:r>
+                  <w:rPr>
+                    <w:rtl w:val="0"/>
+                  </w:rPr>
+                  <w:t xml:space="preserve"> envía el evento seleccionarProyecto(proyecto) a la </w:t>
+                </w:r>
+                <w:r>
+                  <w:rPr>
+                    <w:u w:val="single"/>
+                    <w:rtl w:val="0"/>
+                  </w:rPr>
+                  <w:t xml:space="preserve">InterfazUsuario</w:t>
+                </w:r>
+                <w:r>
+                  <w:rPr>
+                    <w:rtl w:val="0"/>
+                  </w:rPr>
+                  <w:t xml:space="preserve">.</w:t>
+                </w:r>
+              </w:p>
+              <w:p>
+                <w:pPr>
+                  <w:widowControl w:val="0"/>
+                  <w:spacing w:before="0" w:line="240" w:lineRule="auto"/>
+                  <w:ind w:left="0"/>
+                  <w:rPr/>
+                </w:pPr>
+                <w:r>
+                  <w:rPr>
+                    <w:rtl w:val="0"/>
+                  </w:rPr>
+                  <w:t xml:space="preserve">La </w:t>
+                </w:r>
+                <w:r>
+                  <w:rPr>
+                    <w:u w:val="single"/>
+                    <w:rtl w:val="0"/>
+                  </w:rPr>
+                  <w:t xml:space="preserve">InterfazUsuario</w:t>
+                </w:r>
+                <w:r>
+                  <w:rPr>
+                    <w:rtl w:val="0"/>
+                  </w:rPr>
+                  <w:t xml:space="preserve"> envía el evento modificarProyecto(proyecto) al </w:t>
+                </w:r>
+                <w:r>
+                  <w:rPr>
+                    <w:u w:val="single"/>
+                    <w:rtl w:val="0"/>
+                  </w:rPr>
+                  <w:t xml:space="preserve">ManejadorProyecto</w:t>
                 </w:r>
                 <w:r>
                   <w:rPr>
@@ -2870,7 +2991,20 @@
                   <w:rPr>
                     <w:rtl w:val="0"/>
                   </w:rPr>
-                  <w:t xml:space="preserve">La InterfazUsuario envía el evento </w:t>
+                  <w:t xml:space="preserve">La </w:t>
+                </w:r>
+                <w:r>
+                  <w:rPr>
+                    <w:u w:val="single"/>
+                    <w:rtl w:val="0"/>
+                  </w:rPr>
+                  <w:t xml:space="preserve">InterfazUsuario</w:t>
+                </w:r>
+                <w:r>
+                  <w:rPr>
+                    <w:rtl w:val="0"/>
+                  </w:rPr>
+                  <w:t xml:space="preserve"> envía el evento </w:t>
                 </w:r>
                 <w:r>
                   <w:rPr>
@@ -2892,6 +3026,7 @@
                 </w:r>
                 <w:r>
                   <w:rPr>
+                    <w:u w:val="single"/>
                     <w:rtl w:val="0"/>
                   </w:rPr>
                   <w:t xml:space="preserve">ManejadorProyecto</w:t>
@@ -3000,6 +3135,7 @@
                 </w:r>
                 <w:r>
                   <w:rPr>
+                    <w:u w:val="single"/>
                     <w:rtl w:val="0"/>
                   </w:rPr>
                   <w:t xml:space="preserve">ManejadorProyecto</w:t>
@@ -3008,7 +3144,20 @@
                   <w:rPr>
                     <w:rtl w:val="0"/>
                   </w:rPr>
-                  <w:t xml:space="preserve"> solicita los datos del proyecto a la Entidad Proyecto.</w:t>
+                  <w:t xml:space="preserve"> solicita los datos del proyecto a la Entidad </w:t>
+                </w:r>
+                <w:r>
+                  <w:rPr>
+                    <w:u w:val="single"/>
+                    <w:rtl w:val="0"/>
+                  </w:rPr>
+                  <w:t xml:space="preserve">Proyecto</w:t>
+                </w:r>
+                <w:r>
+                  <w:rPr>
+                    <w:rtl w:val="0"/>
+                  </w:rPr>
+                  <w:t xml:space="preserve">.</w:t>
                 </w:r>
               </w:p>
             </w:tc>
@@ -3104,7 +3253,33 @@
                   <w:rPr>
                     <w:rtl w:val="0"/>
                   </w:rPr>
-                  <w:t xml:space="preserve">La Entidad Proyecto envía la solicitud a la InterfazBDD, quien obtiene la información desde la BDD.</w:t>
+                  <w:t xml:space="preserve">La Entidad </w:t>
+                </w:r>
+                <w:r>
+                  <w:rPr>
+                    <w:u w:val="single"/>
+                    <w:rtl w:val="0"/>
+                  </w:rPr>
+                  <w:t xml:space="preserve">Proyecto</w:t>
+                </w:r>
+                <w:r>
+                  <w:rPr>
+                    <w:rtl w:val="0"/>
+                  </w:rPr>
+                  <w:t xml:space="preserve"> envía la solicitud a la </w:t>
+                </w:r>
+                <w:r>
+                  <w:rPr>
+                    <w:u w:val="single"/>
+                    <w:rtl w:val="0"/>
+                  </w:rPr>
+                  <w:t xml:space="preserve">InterfazBDD</w:t>
+                </w:r>
+                <w:r>
+                  <w:rPr>
+                    <w:rtl w:val="0"/>
+                  </w:rPr>
+                  <w:t xml:space="preserve">, quien obtiene la información desde la BDD.</w:t>
                 </w:r>
               </w:p>
             </w:tc>
@@ -3200,10 +3375,24 @@
                   <w:rPr>
                     <w:rtl w:val="0"/>
                   </w:rPr>
-                  <w:t xml:space="preserve">La InterfazBDD devuelve los datos al </w:t>
-                </w:r>
-                <w:r>
-                  <w:rPr>
+                  <w:t xml:space="preserve">La </w:t>
+                </w:r>
+                <w:r>
+                  <w:rPr>
+                    <w:u w:val="single"/>
+                    <w:rtl w:val="0"/>
+                  </w:rPr>
+                  <w:t xml:space="preserve">InterfazBDD</w:t>
+                </w:r>
+                <w:r>
+                  <w:rPr>
+                    <w:rtl w:val="0"/>
+                  </w:rPr>
+                  <w:t xml:space="preserve"> devuelve los datos al </w:t>
+                </w:r>
+                <w:r>
+                  <w:rPr>
+                    <w:u w:val="single"/>
                     <w:rtl w:val="0"/>
                   </w:rPr>
                   <w:t xml:space="preserve">ManejadorProyecto</w:t>
@@ -3324,6 +3513,7 @@
                 </w:r>
                 <w:r>
                   <w:rPr>
+                    <w:u w:val="single"/>
                     <w:rtl w:val="0"/>
                   </w:rPr>
                   <w:t xml:space="preserve">PantallaModificarProyecto</w:t>
@@ -3524,7 +3714,20 @@
                   <w:rPr>
                     <w:rtl w:val="0"/>
                   </w:rPr>
-                  <w:t xml:space="preserve">La InterfazUsuario envía el evento </w:t>
+                  <w:t xml:space="preserve">La</w:t>
+                </w:r>
+                <w:r>
+                  <w:rPr>
+                    <w:u w:val="single"/>
+                    <w:rtl w:val="0"/>
+                  </w:rPr>
+                  <w:t xml:space="preserve"> InterfazUsuario</w:t>
+                </w:r>
+                <w:r>
+                  <w:rPr>
+                    <w:rtl w:val="0"/>
+                  </w:rPr>
+                  <w:t xml:space="preserve"> envía el evento </w:t>
                 </w:r>
                 <w:r>
                   <w:rPr>
@@ -3546,6 +3749,7 @@
                 </w:r>
                 <w:r>
                   <w:rPr>
+                    <w:u w:val="single"/>
                     <w:rtl w:val="0"/>
                   </w:rPr>
                   <w:t xml:space="preserve">ManejadorProyecto</w:t>
@@ -3654,6 +3858,7 @@
                 </w:r>
                 <w:r>
                   <w:rPr>
+                    <w:u w:val="single"/>
                     <w:rtl w:val="0"/>
                   </w:rPr>
                   <w:t xml:space="preserve">ManejadorProyecto</w:t>
@@ -3662,7 +3867,34 @@
                   <w:rPr>
                     <w:rtl w:val="0"/>
                   </w:rPr>
-                  <w:t xml:space="preserve"> solicita a la Entidad Proyecto actualizar la información. Esta envía la solicitud a la InterfazBDD.</w:t>
+                  <w:t xml:space="preserve"> valida los datos ingresados.</w:t>
+                </w:r>
+              </w:p>
+              <w:p>
+                <w:pPr>
+                  <w:widowControl w:val="0"/>
+                  <w:spacing w:before="0" w:line="240" w:lineRule="auto"/>
+                  <w:ind w:left="0"/>
+                  <w:rPr/>
+                </w:pPr>
+                <w:r>
+                  <w:rPr>
+                    <w:rtl w:val="0"/>
+                  </w:rPr>
+                  <w:t xml:space="preserve">Si los datos son correctos, solicita a la entidad </w:t>
+                </w:r>
+                <w:r>
+                  <w:rPr>
+                    <w:u w:val="single"/>
+                    <w:rtl w:val="0"/>
+                  </w:rPr>
+                  <w:t xml:space="preserve">Proyecto</w:t>
+                </w:r>
+                <w:r>
+                  <w:rPr>
+                    <w:rtl w:val="0"/>
+                  </w:rPr>
+                  <w:t xml:space="preserve"> actualizar la información.</w:t>
                 </w:r>
               </w:p>
             </w:tc>
@@ -3758,7 +3990,113 @@
                   <w:rPr>
                     <w:rtl w:val="0"/>
                   </w:rPr>
-                  <w:t xml:space="preserve">La InterfazBDD actualiza los datos en la BDD y devuelve confirmación.</w:t>
+                  <w:t xml:space="preserve">La</w:t>
+                </w:r>
+                <w:r>
+                  <w:rPr>
+                    <w:u w:val="single"/>
+                    <w:rtl w:val="0"/>
+                  </w:rPr>
+                  <w:t xml:space="preserve"> InterfazBDD</w:t>
+                </w:r>
+                <w:r>
+                  <w:rPr>
+                    <w:rtl w:val="0"/>
+                  </w:rPr>
+                  <w:t xml:space="preserve"> actualiza los datos en la BDD y devuelve confirmación a la Entidad </w:t>
+                </w:r>
+                <w:r>
+                  <w:rPr>
+                    <w:u w:val="single"/>
+                    <w:rtl w:val="0"/>
+                  </w:rPr>
+                  <w:t xml:space="preserve">Proyecto</w:t>
+                </w:r>
+                <w:r>
+                  <w:rPr>
+                    <w:rtl w:val="0"/>
+                  </w:rPr>
+                  <w:t xml:space="preserve">.</w:t>
+                </w:r>
+              </w:p>
+              <w:p>
+                <w:pPr>
+                  <w:widowControl w:val="0"/>
+                  <w:spacing w:before="0" w:line="240" w:lineRule="auto"/>
+                  <w:ind w:left="0"/>
+                  <w:rPr/>
+                </w:pPr>
+                <w:r>
+                  <w:rPr>
+                    <w:rtl w:val="0"/>
+                  </w:rPr>
+                  <w:t xml:space="preserve">La Entidad </w:t>
+                </w:r>
+                <w:r>
+                  <w:rPr>
+                    <w:u w:val="single"/>
+                    <w:rtl w:val="0"/>
+                  </w:rPr>
+                  <w:t xml:space="preserve">Proyecto</w:t>
+                </w:r>
+                <w:r>
+                  <w:rPr>
+                    <w:rtl w:val="0"/>
+                  </w:rPr>
+                  <w:t xml:space="preserve"> envía la confirmación al </w:t>
+                </w:r>
+                <w:r>
+                  <w:rPr>
+                    <w:u w:val="single"/>
+                    <w:rtl w:val="0"/>
+                  </w:rPr>
+                  <w:t xml:space="preserve">ManejadorProyecto</w:t>
+                </w:r>
+                <w:r>
+                  <w:rPr>
+                    <w:rtl w:val="0"/>
+                  </w:rPr>
+                  <w:t xml:space="preserve">.</w:t>
+                </w:r>
+              </w:p>
+              <w:p>
+                <w:pPr>
+                  <w:widowControl w:val="0"/>
+                  <w:spacing w:before="0" w:line="240" w:lineRule="auto"/>
+                  <w:ind w:left="0"/>
+                  <w:rPr/>
+                </w:pPr>
+                <w:r>
+                  <w:rPr>
+                    <w:rtl w:val="0"/>
+                  </w:rPr>
+                  <w:t xml:space="preserve">El </w:t>
+                </w:r>
+                <w:r>
+                  <w:rPr>
+                    <w:u w:val="single"/>
+                    <w:rtl w:val="0"/>
+                  </w:rPr>
+                  <w:t xml:space="preserve">ManejadorProyecto</w:t>
+                </w:r>
+                <w:r>
+                  <w:rPr>
+                    <w:rtl w:val="0"/>
+                  </w:rPr>
+                  <w:t xml:space="preserve"> envía la confirmación a la </w:t>
+                </w:r>
+                <w:r>
+                  <w:rPr>
+                    <w:u w:val="single"/>
+                    <w:rtl w:val="0"/>
+                  </w:rPr>
+                  <w:t xml:space="preserve">InterfazUsuario</w:t>
+                </w:r>
+                <w:r>
+                  <w:rPr>
+                    <w:rtl w:val="0"/>
+                  </w:rPr>
+                  <w:t xml:space="preserve">.</w:t>
                 </w:r>
               </w:p>
             </w:tc>
@@ -3853,7 +4191,47 @@
                   <w:rPr>
                     <w:rtl w:val="0"/>
                   </w:rPr>
-                  <w:t xml:space="preserve">El sistema muestra el mensaje “El proyecto ha sido modificado correctamente” y actualiza la lista de proyectos.</w:t>
+                  <w:t xml:space="preserve">La </w:t>
+                </w:r>
+                <w:r>
+                  <w:rPr>
+                    <w:u w:val="single"/>
+                    <w:rtl w:val="0"/>
+                  </w:rPr>
+                  <w:t xml:space="preserve">InterfazUsuario</w:t>
+                </w:r>
+                <w:r>
+                  <w:rPr>
+                    <w:rtl w:val="0"/>
+                  </w:rPr>
+                  <w:t xml:space="preserve"> solicita a la </w:t>
+                </w:r>
+                <w:r>
+                  <w:rPr>
+                    <w:u w:val="single"/>
+                    <w:rtl w:val="0"/>
+                  </w:rPr>
+                  <w:t xml:space="preserve">PantallaPrincipal</w:t>
+                </w:r>
+                <w:r>
+                  <w:rPr>
+                    <w:rtl w:val="0"/>
+                  </w:rPr>
+                  <w:t xml:space="preserve"> mostrar el mensaje</w:t>
+                </w:r>
+              </w:p>
+              <w:p>
+                <w:pPr>
+                  <w:widowControl w:val="0"/>
+                  <w:spacing w:before="0" w:line="240" w:lineRule="auto"/>
+                  <w:ind w:left="0"/>
+                  <w:rPr/>
+                </w:pPr>
+                <w:r>
+                  <w:rPr>
+                    <w:rtl w:val="0"/>
+                  </w:rPr>
+                  <w:t xml:space="preserve">“El proyecto ha sido modificado correctamente” y actualizar la lista de proyectos.</w:t>
                 </w:r>
               </w:p>
             </w:tc>
@@ -4180,7 +4558,39 @@
                   <w:rPr>
                     <w:rtl w:val="0"/>
                   </w:rPr>
-                  <w:t xml:space="preserve">Error en la actualización: se muestra “No se pudo modificar el proyecto. Intente nuevamente.”</w:t>
+                  <w:t xml:space="preserve">El </w:t>
+                </w:r>
+                <w:r>
+                  <w:rPr>
+                    <w:u w:val="single"/>
+                    <w:rtl w:val="0"/>
+                  </w:rPr>
+                  <w:t xml:space="preserve">ManejadorProyecto</w:t>
+                </w:r>
+                <w:r>
+                  <w:rPr>
+                    <w:rtl w:val="0"/>
+                  </w:rPr>
+                  <w:t xml:space="preserve"> detecta errores en los datos ingresados y solicita a la</w:t>
+                </w:r>
+                <w:r>
+                  <w:rPr>
+                    <w:rtl w:val="0"/>
+                  </w:rPr>
+                  <w:t xml:space="preserve"> </w:t>
+                </w:r>
+                <w:r>
+                  <w:rPr>
+                    <w:u w:val="single"/>
+                    <w:rtl w:val="0"/>
+                  </w:rPr>
+                  <w:t xml:space="preserve">InterfazUsuario</w:t>
+                </w:r>
+                <w:r>
+                  <w:rPr>
+                    <w:rtl w:val="0"/>
+                  </w:rPr>
+                  <w:t xml:space="preserve"> mostrar el mensaje “Los datos ingresados no son válidos.”Continúa en el paso 7.</w:t>
                 </w:r>
               </w:p>
             </w:tc>
@@ -4265,7 +4675,87 @@
                   <w:rPr>
                     <w:rtl w:val="0"/>
                   </w:rPr>
-                  <w:t xml:space="preserve">Error en la actualización: se muestra “No se pudo modificar el proyecto. Intente nuevamente.”</w:t>
+                  <w:t xml:space="preserve">La </w:t>
+                </w:r>
+                <w:r>
+                  <w:rPr>
+                    <w:u w:val="single"/>
+                    <w:rtl w:val="0"/>
+                  </w:rPr>
+                  <w:t xml:space="preserve">InterfazBDD</w:t>
+                </w:r>
+                <w:r>
+                  <w:rPr>
+                    <w:rtl w:val="0"/>
+                  </w:rPr>
+                  <w:t xml:space="preserve"> informa un error de conexión al </w:t>
+                </w:r>
+                <w:r>
+                  <w:rPr>
+                    <w:u w:val="single"/>
+                    <w:rtl w:val="0"/>
+                  </w:rPr>
+                  <w:t xml:space="preserve">ManejadorProyecto</w:t>
+                </w:r>
+                <w:r>
+                  <w:rPr>
+                    <w:rtl w:val="0"/>
+                  </w:rPr>
+                  <w:t xml:space="preserve">.</w:t>
+                </w:r>
+              </w:p>
+              <w:p>
+                <w:pPr>
+                  <w:widowControl w:val="0"/>
+                  <w:spacing w:before="0" w:line="240" w:lineRule="auto"/>
+                  <w:ind w:left="0"/>
+                  <w:rPr/>
+                </w:pPr>
+                <w:r>
+                  <w:rPr>
+                    <w:rtl w:val="0"/>
+                  </w:rPr>
+                  <w:t xml:space="preserve">El </w:t>
+                </w:r>
+                <w:r>
+                  <w:rPr>
+                    <w:u w:val="single"/>
+                    <w:rtl w:val="0"/>
+                  </w:rPr>
+                  <w:t xml:space="preserve">ManejadorProyecto</w:t>
+                </w:r>
+                <w:r>
+                  <w:rPr>
+                    <w:rtl w:val="0"/>
+                  </w:rPr>
+                  <w:t xml:space="preserve"> solicita a la </w:t>
+                </w:r>
+                <w:r>
+                  <w:rPr>
+                    <w:u w:val="single"/>
+                    <w:rtl w:val="0"/>
+                  </w:rPr>
+                  <w:t xml:space="preserve">InterfazUsuario</w:t>
+                </w:r>
+                <w:r>
+                  <w:rPr>
+                    <w:rtl w:val="0"/>
+                  </w:rPr>
+                  <w:t xml:space="preserve"> mostrar el mensaje</w:t>
+                </w:r>
+              </w:p>
+              <w:p>
+                <w:pPr>
+                  <w:widowControl w:val="0"/>
+                  <w:spacing w:before="0" w:line="240" w:lineRule="auto"/>
+                  <w:ind w:left="0"/>
+                  <w:rPr/>
+                </w:pPr>
+                <w:r>
+                  <w:rPr>
+                    <w:rtl w:val="0"/>
+                  </w:rPr>
+                  <w:t xml:space="preserve">“No se pudo modificar el proyecto. Intente nuevamente.” Continúa en el paso 7.</w:t>
                 </w:r>
               </w:p>
             </w:tc>
@@ -5549,7 +6039,7 @@
         <w:rFonts w:ascii="Cambria" w:cs="Cambria" w:eastAsia="Cambria" w:hAnsi="Cambria"/>
         <w:rtl w:val="0"/>
       </w:rPr>
-      <w:t xml:space="preserve">CU21 - Registrar tiempo manual</w:t>
+      <w:t xml:space="preserve">CU06: Modificar Proyecto</w:t>
     </w:r>
   </w:p>
   <w:p>
